--- a/t22_s4.docx
+++ b/t22_s4.docx
@@ -3,2168 +3,998 @@
 <w:document xmlns:wpc="http://schemas.microsoft.com/office/word/2010/wordprocessingCanvas" xmlns:mo="http://schemas.microsoft.com/office/mac/office/2008/main" xmlns:mc="http://schemas.openxmlformats.org/markup-compatibility/2006" xmlns:mv="urn:schemas-microsoft-com:mac:vml" xmlns:o="urn:schemas-microsoft-com:office:office" xmlns:r="http://schemas.openxmlformats.org/officeDocument/2006/relationships" xmlns:m="http://schemas.openxmlformats.org/officeDocument/2006/math" xmlns:v="urn:schemas-microsoft-com:vml" xmlns:wp14="http://schemas.microsoft.com/office/word/2010/wordprocessingDrawing" xmlns:wp="http://schemas.openxmlformats.org/drawingml/2006/wordprocessingDrawing" xmlns:w10="urn:schemas-microsoft-com:office:word" xmlns:w="http://schemas.openxmlformats.org/wordprocessingml/2006/main" xmlns:w14="http://schemas.microsoft.com/office/word/2010/wordml" xmlns:wpg="http://schemas.microsoft.com/office/word/2010/wordprocessingGroup" xmlns:wpi="http://schemas.microsoft.com/office/word/2010/wordprocessingInk" xmlns:wne="http://schemas.microsoft.com/office/word/2006/wordml" xmlns:wps="http://schemas.microsoft.com/office/word/2010/wordprocessingShape" mc:Ignorable="w14 wp14">
   <w:body>
     <w:p>
-      <w:pPr>
-        <w:spacing w:after="20" w:before="120"/>
-      </w:pPr>
       <w:r>
-        <w:rPr>
-          <w:b/>
-          <w:sz w:val="22"/>
-        </w:rPr>
-        <w:t>Question: In the menstrual cycle, lowering of which hormone causes menstruation?</w:t>
+        <w:t xml:space="preserve">Question: A patient with acute gastroenteritis has some dehydration and is tolerating ORS. The nurse should:</w:t>
       </w:r>
     </w:p>
     <w:p>
-      <w:pPr>
-        <w:spacing w:after="0" w:before="0"/>
-      </w:pPr>
       <w:r>
-        <w:rPr>
-          <w:b w:val="0"/>
-          <w:sz w:val="22"/>
-        </w:rPr>
-        <w:t>(a) Progesterone</w:t>
+        <w:t xml:space="preserve">(a) Continue ORS, reassess after 4 hours, and continue feeding</w:t>
       </w:r>
     </w:p>
     <w:p>
-      <w:pPr>
-        <w:spacing w:after="0" w:before="0"/>
-      </w:pPr>
       <w:r>
-        <w:rPr>
-          <w:b w:val="0"/>
-          <w:sz w:val="22"/>
-        </w:rPr>
-        <w:t>(b) Follicle stimulating hormone</w:t>
+        <w:t xml:space="preserve">(b) Stop ORS</w:t>
       </w:r>
     </w:p>
     <w:p>
-      <w:pPr>
-        <w:spacing w:after="0" w:before="0"/>
-      </w:pPr>
       <w:r>
-        <w:rPr>
-          <w:b w:val="0"/>
-          <w:sz w:val="22"/>
-        </w:rPr>
-        <w:t>(c) Thyroxine</w:t>
+        <w:t xml:space="preserve">(c) Give only water</w:t>
       </w:r>
     </w:p>
     <w:p>
-      <w:pPr>
-        <w:spacing w:after="0" w:before="0"/>
-      </w:pPr>
       <w:r>
-        <w:rPr>
-          <w:b w:val="0"/>
-          <w:sz w:val="22"/>
-        </w:rPr>
-        <w:t>(d) Estrogen</w:t>
+        <w:t xml:space="preserve">(d) Give antidiarrheals</w:t>
       </w:r>
     </w:p>
     <w:p>
-      <w:pPr>
-        <w:spacing w:after="0" w:before="40"/>
-      </w:pPr>
       <w:r>
-        <w:rPr>
-          <w:b/>
-          <w:sz w:val="22"/>
-        </w:rPr>
-        <w:t>Answer: a</w:t>
+        <w:t xml:space="preserve">Answer: a</w:t>
       </w:r>
     </w:p>
     <w:p>
-      <w:pPr>
-        <w:spacing w:after="0" w:before="0"/>
-      </w:pPr>
       <w:r>
-        <w:rPr>
-          <w:b w:val="0"/>
-          <w:sz w:val="21"/>
-        </w:rPr>
-        <w:t>Solution: Fall in progesterone level at the end of the menstrual cycle causes shedding of the endometrium - menstruation.</w:t>
+        <w:t xml:space="preserve">Solution: Plan B — ORS 75 mL/kg over 4 hours with reassessment and continued feeding. Antidiarrheals are avoided in infectious diarrhea.</w:t>
       </w:r>
     </w:p>
     <w:p>
-      <w:pPr>
-        <w:spacing w:after="0" w:before="0"/>
-      </w:pPr>
       <w:r>
-        <w:rPr>
-          <w:b w:val="0"/>
-          <w:sz w:val="20"/>
-        </w:rPr>
-        <w:t>Positive Marks: 1</w:t>
+        <w:t xml:space="preserve">Positive Marks: 1</w:t>
       </w:r>
     </w:p>
     <w:p>
-      <w:pPr>
-        <w:spacing w:after="160" w:before="0"/>
-      </w:pPr>
       <w:r>
-        <w:rPr>
-          <w:b w:val="0"/>
-          <w:sz w:val="20"/>
-        </w:rPr>
-        <w:t>Negative Marks: 0.25</w:t>
+        <w:t xml:space="preserve">Negative Marks: 0.25</w:t>
       </w:r>
     </w:p>
     <w:p>
-      <w:pPr>
-        <w:spacing w:after="20" w:before="120"/>
-      </w:pPr>
       <w:r>
-        <w:rPr>
-          <w:b/>
-          <w:sz w:val="22"/>
-        </w:rPr>
-        <w:t>Question: After delivery uterus palpate at ?</w:t>
+        <w:t xml:space="preserve"/>
       </w:r>
     </w:p>
     <w:p>
-      <w:pPr>
-        <w:spacing w:after="0" w:before="0"/>
-      </w:pPr>
       <w:r>
-        <w:rPr>
-          <w:b w:val="0"/>
-          <w:sz w:val="22"/>
-        </w:rPr>
-        <w:t>(a) Between symphysis pubis and xipod process</w:t>
+        <w:t xml:space="preserve">Question: The nurse is preparing a patient for surgery. Which action is part of the pre-operative checklist?</w:t>
       </w:r>
     </w:p>
     <w:p>
-      <w:pPr>
-        <w:spacing w:after="0" w:before="0"/>
-      </w:pPr>
       <w:r>
-        <w:rPr>
-          <w:b w:val="0"/>
-          <w:sz w:val="22"/>
-        </w:rPr>
-        <w:t>(b) Between symphysis pubis and umbilicus</w:t>
+        <w:t xml:space="preserve">(a) Verify NPO status, consent, identification, and surgical site marking</w:t>
       </w:r>
     </w:p>
     <w:p>
-      <w:pPr>
-        <w:spacing w:after="0" w:before="0"/>
-      </w:pPr>
       <w:r>
-        <w:rPr>
-          <w:b w:val="0"/>
-          <w:sz w:val="22"/>
-        </w:rPr>
-        <w:t>(c) Between umbilicus and xiphoid process</w:t>
+        <w:t xml:space="preserve">(b) Give a heavy meal</w:t>
       </w:r>
     </w:p>
     <w:p>
-      <w:pPr>
-        <w:spacing w:after="0" w:before="0"/>
-      </w:pPr>
       <w:r>
-        <w:rPr>
-          <w:b w:val="0"/>
-          <w:sz w:val="22"/>
-        </w:rPr>
-        <w:t>(d) At umbilicus</w:t>
+        <w:t xml:space="preserve">(c) Skip the consent</w:t>
       </w:r>
     </w:p>
     <w:p>
-      <w:pPr>
-        <w:spacing w:after="0" w:before="40"/>
-      </w:pPr>
       <w:r>
-        <w:rPr>
-          <w:b/>
-          <w:sz w:val="22"/>
-        </w:rPr>
-        <w:t>Answer: b</w:t>
+        <w:t xml:space="preserve">(d) Mark the wrong site</w:t>
       </w:r>
     </w:p>
     <w:p>
-      <w:pPr>
-        <w:spacing w:after="0" w:before="0"/>
-      </w:pPr>
       <w:r>
-        <w:rPr>
-          <w:b w:val="0"/>
-          <w:sz w:val="21"/>
-        </w:rPr>
-        <w:t>Solution: Immediately after delivery, the uterine fundus lies midway between the symphysis pubis and the umbilicus.</w:t>
+        <w:t xml:space="preserve">Answer: a</w:t>
       </w:r>
     </w:p>
     <w:p>
-      <w:pPr>
-        <w:spacing w:after="0" w:before="0"/>
-      </w:pPr>
       <w:r>
-        <w:rPr>
-          <w:b w:val="0"/>
-          <w:sz w:val="20"/>
-        </w:rPr>
-        <w:t>Positive Marks: 1</w:t>
+        <w:t xml:space="preserve">Solution: The pre-operative checklist verifies NPO, informed consent, patient identity (two identifiers), surgical site marking, allergies, and baseline vitals — preventing errors.</w:t>
       </w:r>
     </w:p>
     <w:p>
-      <w:pPr>
-        <w:spacing w:after="160" w:before="0"/>
-      </w:pPr>
       <w:r>
-        <w:rPr>
-          <w:b w:val="0"/>
-          <w:sz w:val="20"/>
-        </w:rPr>
-        <w:t>Negative Marks: 0.25</w:t>
+        <w:t xml:space="preserve">Positive Marks: 1</w:t>
       </w:r>
     </w:p>
     <w:p>
-      <w:pPr>
-        <w:spacing w:after="20" w:before="120"/>
-      </w:pPr>
       <w:r>
-        <w:rPr>
-          <w:b/>
-          <w:sz w:val="22"/>
-        </w:rPr>
-        <w:t>Question: Which of the following is the leading cause of child mortality worldwide?</w:t>
+        <w:t xml:space="preserve">Negative Marks: 0.25</w:t>
       </w:r>
     </w:p>
     <w:p>
-      <w:pPr>
-        <w:spacing w:after="0" w:before="0"/>
-      </w:pPr>
       <w:r>
-        <w:rPr>
-          <w:b w:val="0"/>
-          <w:sz w:val="22"/>
-        </w:rPr>
-        <w:t>(a) Malaria</w:t>
+        <w:t xml:space="preserve"/>
       </w:r>
     </w:p>
     <w:p>
-      <w:pPr>
-        <w:spacing w:after="0" w:before="0"/>
-      </w:pPr>
       <w:r>
-        <w:rPr>
-          <w:b w:val="0"/>
-          <w:sz w:val="22"/>
-        </w:rPr>
-        <w:t>(b) Pneumonia</w:t>
+        <w:t xml:space="preserve">Question: A patient in the postpartum period is breastfeeding. The nurse should teach the mother that:</w:t>
       </w:r>
     </w:p>
     <w:p>
-      <w:pPr>
-        <w:spacing w:after="0" w:before="0"/>
-      </w:pPr>
       <w:r>
-        <w:rPr>
-          <w:b w:val="0"/>
-          <w:sz w:val="22"/>
-        </w:rPr>
-        <w:t>(c) Obstetrical haemorrhage</w:t>
+        <w:t xml:space="preserve">(a) Breastfeeding helps uterine involution via oxytocin release</w:t>
       </w:r>
     </w:p>
     <w:p>
-      <w:pPr>
-        <w:spacing w:after="0" w:before="0"/>
-      </w:pPr>
       <w:r>
-        <w:rPr>
-          <w:b w:val="0"/>
-          <w:sz w:val="22"/>
-        </w:rPr>
-        <w:t>(d) Diarrhoea</w:t>
+        <w:t xml:space="preserve">(b) Breastfeeding delays involution</w:t>
       </w:r>
     </w:p>
     <w:p>
-      <w:pPr>
-        <w:spacing w:after="0" w:before="40"/>
-      </w:pPr>
       <w:r>
-        <w:rPr>
-          <w:b/>
-          <w:sz w:val="22"/>
-        </w:rPr>
-        <w:t>Answer: b</w:t>
+        <w:t xml:space="preserve">(c) Breastfeeding is not recommended</w:t>
       </w:r>
     </w:p>
     <w:p>
-      <w:pPr>
-        <w:spacing w:after="0" w:before="0"/>
-      </w:pPr>
       <w:r>
-        <w:rPr>
-          <w:b w:val="0"/>
-          <w:sz w:val="21"/>
-        </w:rPr>
-        <w:t>Solution: Pneumonia is the leading cause of child mortality worldwide. According to the World Health Organization (WHO), pneumonia accounts for approximately 15% of all deaths in children under five years of age globally. Other leading causes of child mortality include diarrhea, malaria, and obstetrical hemorrhage.</w:t>
+        <w:t xml:space="preserve">(d) Breastfeeding causes hemorrhage</w:t>
       </w:r>
     </w:p>
     <w:p>
-      <w:pPr>
-        <w:spacing w:after="0" w:before="0"/>
-      </w:pPr>
       <w:r>
-        <w:rPr>
-          <w:b w:val="0"/>
-          <w:sz w:val="20"/>
-        </w:rPr>
-        <w:t>Positive Marks: 1</w:t>
+        <w:t xml:space="preserve">Answer: a</w:t>
       </w:r>
     </w:p>
     <w:p>
-      <w:pPr>
-        <w:spacing w:after="160" w:before="0"/>
-      </w:pPr>
       <w:r>
-        <w:rPr>
-          <w:b w:val="0"/>
-          <w:sz w:val="20"/>
-        </w:rPr>
-        <w:t>Negative Marks: 0.25</w:t>
+        <w:t xml:space="preserve">Solution: Breastfeeding releases oxytocin — stimulating uterine contractions and involution (and reducing PPH risk). The nurse supports breastfeeding and correct positioning.</w:t>
       </w:r>
     </w:p>
     <w:p>
-      <w:pPr>
-        <w:spacing w:after="20" w:before="120"/>
-      </w:pPr>
       <w:r>
-        <w:rPr>
-          <w:b/>
-          <w:sz w:val="22"/>
-        </w:rPr>
-        <w:t>Question: A client is admitted with deep partial-thickness burns over 40% of the body. What is the nurse's FIRST priority in the first 24 hours?</w:t>
+        <w:t xml:space="preserve">Positive Marks: 1</w:t>
       </w:r>
     </w:p>
     <w:p>
-      <w:pPr>
-        <w:spacing w:after="0" w:before="0"/>
-      </w:pPr>
       <w:r>
-        <w:rPr>
-          <w:b w:val="0"/>
-          <w:sz w:val="22"/>
-        </w:rPr>
-        <w:t>(a) Airway assessment and fluid resuscitation</w:t>
+        <w:t xml:space="preserve">Negative Marks: 0.25</w:t>
       </w:r>
     </w:p>
     <w:p>
-      <w:pPr>
-        <w:spacing w:after="0" w:before="0"/>
-      </w:pPr>
       <w:r>
-        <w:rPr>
-          <w:b w:val="0"/>
-          <w:sz w:val="22"/>
-        </w:rPr>
-        <w:t>(b) Frequent dressing changes</w:t>
+        <w:t xml:space="preserve"/>
       </w:r>
     </w:p>
     <w:p>
-      <w:pPr>
-        <w:spacing w:after="0" w:before="0"/>
-      </w:pPr>
       <w:r>
-        <w:rPr>
-          <w:b w:val="0"/>
-          <w:sz w:val="22"/>
-        </w:rPr>
-        <w:t>(c) High-calorie nutritional support</w:t>
+        <w:t xml:space="preserve">Question: A 5-year-old child with sickle cell disease has swelling and pain in the hands and feet. The nurse should:</w:t>
       </w:r>
     </w:p>
     <w:p>
-      <w:pPr>
-        <w:spacing w:after="0" w:before="0"/>
-      </w:pPr>
       <w:r>
-        <w:rPr>
-          <w:b w:val="0"/>
-          <w:sz w:val="22"/>
-        </w:rPr>
-        <w:t>(d) Initial burn wound debridement</w:t>
+        <w:t xml:space="preserve">(a) Provide analgesia, hydration, warmth, and monitor for complications</w:t>
       </w:r>
     </w:p>
     <w:p>
-      <w:pPr>
-        <w:spacing w:after="0" w:before="40"/>
-      </w:pPr>
       <w:r>
-        <w:rPr>
-          <w:b/>
-          <w:sz w:val="22"/>
-        </w:rPr>
-        <w:t>Answer: a</w:t>
+        <w:t xml:space="preserve">(b) Apply cold packs</w:t>
       </w:r>
     </w:p>
     <w:p>
-      <w:pPr>
-        <w:spacing w:after="0" w:before="0"/>
-      </w:pPr>
       <w:r>
-        <w:rPr>
-          <w:b w:val="0"/>
-          <w:sz w:val="21"/>
-        </w:rPr>
-        <w:t>Solution: Inhalation injury is the greatest early threat, so the airway is assessed first; with the airway secured, aggressive fluid resuscitation is the priority in the first 24 hours to prevent hypovolemic shock.</w:t>
+        <w:t xml:space="preserve">(c) Restrict fluids</w:t>
       </w:r>
     </w:p>
     <w:p>
-      <w:pPr>
-        <w:spacing w:after="0" w:before="0"/>
-      </w:pPr>
       <w:r>
-        <w:rPr>
-          <w:b w:val="0"/>
-          <w:sz w:val="20"/>
-        </w:rPr>
-        <w:t>Positive Marks: 1</w:t>
+        <w:t xml:space="preserve">(d) Ignore the pain</w:t>
       </w:r>
     </w:p>
     <w:p>
-      <w:pPr>
-        <w:spacing w:after="160" w:before="0"/>
-      </w:pPr>
       <w:r>
-        <w:rPr>
-          <w:b w:val="0"/>
-          <w:sz w:val="20"/>
-        </w:rPr>
-        <w:t>Negative Marks: 0.25</w:t>
+        <w:t xml:space="preserve">Answer: a</w:t>
       </w:r>
     </w:p>
     <w:p>
-      <w:pPr>
-        <w:spacing w:after="20" w:before="120"/>
-      </w:pPr>
       <w:r>
-        <w:rPr>
-          <w:b/>
-          <w:sz w:val="22"/>
-        </w:rPr>
-        <w:t>Question: The BCG vaccine is administered to a newborn:</w:t>
+        <w:t xml:space="preserve">Solution: Vaso-occlusive crisis — analgesia, hydration, warmth (not cold), and monitoring for acute chest syndrome. The nurse encourages rest and comfort measures.</w:t>
       </w:r>
     </w:p>
     <w:p>
-      <w:pPr>
-        <w:spacing w:after="0" w:before="0"/>
-      </w:pPr>
       <w:r>
-        <w:rPr>
-          <w:b w:val="0"/>
-          <w:sz w:val="22"/>
-        </w:rPr>
-        <w:t>(a) Orally</w:t>
+        <w:t xml:space="preserve">Positive Marks: 1</w:t>
       </w:r>
     </w:p>
     <w:p>
-      <w:pPr>
-        <w:spacing w:after="0" w:before="0"/>
-      </w:pPr>
       <w:r>
-        <w:rPr>
-          <w:b w:val="0"/>
-          <w:sz w:val="22"/>
-        </w:rPr>
-        <w:t>(b) Subcutaneously</w:t>
+        <w:t xml:space="preserve">Negative Marks: 0.25</w:t>
       </w:r>
     </w:p>
     <w:p>
-      <w:pPr>
-        <w:spacing w:after="0" w:before="0"/>
-      </w:pPr>
       <w:r>
-        <w:rPr>
-          <w:b w:val="0"/>
-          <w:sz w:val="22"/>
-        </w:rPr>
-        <w:t>(c) Intradermally</w:t>
+        <w:t xml:space="preserve"/>
       </w:r>
     </w:p>
     <w:p>
-      <w:pPr>
-        <w:spacing w:after="0" w:before="0"/>
-      </w:pPr>
       <w:r>
-        <w:rPr>
-          <w:b w:val="0"/>
-          <w:sz w:val="22"/>
-        </w:rPr>
-        <w:t>(d) Intramuscularly</w:t>
+        <w:t xml:space="preserve">Question: A patient with schizophrenia is being assessed for negative symptoms. Which is a negative symptom?</w:t>
       </w:r>
     </w:p>
     <w:p>
-      <w:pPr>
-        <w:spacing w:after="0" w:before="40"/>
-      </w:pPr>
       <w:r>
-        <w:rPr>
-          <w:b/>
-          <w:sz w:val="22"/>
-        </w:rPr>
-        <w:t>Answer: c</w:t>
+        <w:t xml:space="preserve">(a) Avolition (lack of motivation)</w:t>
       </w:r>
     </w:p>
     <w:p>
-      <w:pPr>
-        <w:spacing w:after="0" w:before="0"/>
-      </w:pPr>
       <w:r>
-        <w:rPr>
-          <w:b w:val="0"/>
-          <w:sz w:val="21"/>
-        </w:rPr>
-        <w:t>Solution: BCG is given intradermally on the left upper arm (deltoid region) at birth.</w:t>
+        <w:t xml:space="preserve">(b) Hallucinations</w:t>
       </w:r>
     </w:p>
     <w:p>
-      <w:pPr>
-        <w:spacing w:after="0" w:before="0"/>
-      </w:pPr>
       <w:r>
-        <w:rPr>
-          <w:b w:val="0"/>
-          <w:sz w:val="20"/>
-        </w:rPr>
-        <w:t>Positive Marks: 1</w:t>
+        <w:t xml:space="preserve">(c) Delusions</w:t>
       </w:r>
     </w:p>
     <w:p>
-      <w:pPr>
-        <w:spacing w:after="160" w:before="0"/>
-      </w:pPr>
       <w:r>
-        <w:rPr>
-          <w:b w:val="0"/>
-          <w:sz w:val="20"/>
-        </w:rPr>
-        <w:t>Negative Marks: 0.25</w:t>
+        <w:t xml:space="preserve">(d) Disorganized speech</w:t>
       </w:r>
     </w:p>
     <w:p>
-      <w:pPr>
-        <w:spacing w:after="20" w:before="120"/>
-      </w:pPr>
       <w:r>
-        <w:rPr>
-          <w:b/>
-          <w:sz w:val="22"/>
-        </w:rPr>
-        <w:t>Question: What is the most common bacterial cause of urinary tract infection (UTI) in children?</w:t>
+        <w:t xml:space="preserve">Answer: a</w:t>
       </w:r>
     </w:p>
     <w:p>
-      <w:pPr>
-        <w:spacing w:after="0" w:before="0"/>
-      </w:pPr>
       <w:r>
-        <w:rPr>
-          <w:b w:val="0"/>
-          <w:sz w:val="22"/>
-        </w:rPr>
-        <w:t>(a) Staphylococcus</w:t>
+        <w:t xml:space="preserve">Solution: Negative symptoms — avolition, alogia (poverty of speech), anhedonia, and flat affect. Hallucinations, delusions, and disorganized speech are positive symptoms.</w:t>
       </w:r>
     </w:p>
     <w:p>
-      <w:pPr>
-        <w:spacing w:after="0" w:before="0"/>
-      </w:pPr>
       <w:r>
-        <w:rPr>
-          <w:b w:val="0"/>
-          <w:sz w:val="22"/>
-        </w:rPr>
-        <w:t>(b) EBV</w:t>
+        <w:t xml:space="preserve">Positive Marks: 1</w:t>
       </w:r>
     </w:p>
     <w:p>
-      <w:pPr>
-        <w:spacing w:after="0" w:before="0"/>
-      </w:pPr>
       <w:r>
-        <w:rPr>
-          <w:b w:val="0"/>
-          <w:sz w:val="22"/>
-        </w:rPr>
-        <w:t>(c) Streptococcus</w:t>
+        <w:t xml:space="preserve">Negative Marks: 0.25</w:t>
       </w:r>
     </w:p>
     <w:p>
-      <w:pPr>
-        <w:spacing w:after="0" w:before="0"/>
-      </w:pPr>
       <w:r>
-        <w:rPr>
-          <w:b w:val="0"/>
-          <w:sz w:val="22"/>
-        </w:rPr>
-        <w:t>(d) E. coli</w:t>
+        <w:t xml:space="preserve"/>
       </w:r>
     </w:p>
     <w:p>
-      <w:pPr>
-        <w:spacing w:after="0" w:before="40"/>
-      </w:pPr>
       <w:r>
-        <w:rPr>
-          <w:b/>
-          <w:sz w:val="22"/>
-        </w:rPr>
-        <w:t>Answer: d</w:t>
+        <w:t xml:space="preserve">Question: The "Pradhan Mantri Bhartiya Janaushadhi Kendra" provides medicines for which diseases?</w:t>
       </w:r>
     </w:p>
     <w:p>
-      <w:pPr>
-        <w:spacing w:after="0" w:before="0"/>
-      </w:pPr>
       <w:r>
-        <w:rPr>
-          <w:b w:val="0"/>
-          <w:sz w:val="21"/>
-        </w:rPr>
-        <w:t>Solution: The most common bacterial cause of urinary tract infection (UTI) in children is Escherichia coli (E. coli) (option D). E. coli is a type of bacteria that normally resides in the gastrointestinal tract. However, it can ascend into the urinary tract, especially in girls, leading to infection. The proximity of the urethra to the anus in children makes it easier for bacteria to enter the urinary system. Other bacterial pathogens such as Klebsiella, Proteus, and Enterococcus can also cause UTIs in children, but E. coli is the most prevalent. Prompt diagnosis and appropriate treatment are essential to prevent complications and recurrent infections in children with UTIs.</w:t>
+        <w:t xml:space="preserve">(a) Common and chronic diseases (diabetes, hypertension, infections, etc.)</w:t>
       </w:r>
     </w:p>
     <w:p>
-      <w:pPr>
-        <w:spacing w:after="0" w:before="0"/>
-      </w:pPr>
       <w:r>
-        <w:rPr>
-          <w:b w:val="0"/>
-          <w:sz w:val="20"/>
-        </w:rPr>
-        <w:t>Positive Marks: 1</w:t>
+        <w:t xml:space="preserve">(b) Only rare diseases</w:t>
       </w:r>
     </w:p>
     <w:p>
-      <w:pPr>
-        <w:spacing w:after="160" w:before="0"/>
-      </w:pPr>
       <w:r>
-        <w:rPr>
-          <w:b w:val="0"/>
-          <w:sz w:val="20"/>
-        </w:rPr>
-        <w:t>Negative Marks: 0.25</w:t>
+        <w:t xml:space="preserve">(c) No diseases</w:t>
       </w:r>
     </w:p>
     <w:p>
-      <w:pPr>
-        <w:spacing w:after="20" w:before="120"/>
-      </w:pPr>
       <w:r>
-        <w:rPr>
-          <w:b/>
-          <w:sz w:val="22"/>
-        </w:rPr>
-        <w:t>Question: What is the mechanism by which spraying kerosene on stagnant water kills Anopheles mosquitoes?</w:t>
+        <w:t xml:space="preserve">(d) Only cosmetics</w:t>
       </w:r>
     </w:p>
     <w:p>
-      <w:pPr>
-        <w:spacing w:after="0" w:before="0"/>
-      </w:pPr>
       <w:r>
-        <w:rPr>
-          <w:b w:val="0"/>
-          <w:sz w:val="22"/>
-        </w:rPr>
-        <w:t>(a) Burning of body wall</w:t>
+        <w:t xml:space="preserve">Answer: a</w:t>
       </w:r>
     </w:p>
     <w:p>
-      <w:pPr>
-        <w:spacing w:after="0" w:before="0"/>
-      </w:pPr>
       <w:r>
-        <w:rPr>
-          <w:b w:val="0"/>
-          <w:sz w:val="22"/>
-        </w:rPr>
-        <w:t>(b) Diffusion into body</w:t>
+        <w:t xml:space="preserve">Solution: Jan Aushadhi Kendras stock medicines for common and chronic conditions — diabetes, hypertension, infections, and many more — at affordable prices.</w:t>
       </w:r>
     </w:p>
     <w:p>
-      <w:pPr>
-        <w:spacing w:after="0" w:before="0"/>
-      </w:pPr>
       <w:r>
-        <w:rPr>
-          <w:b w:val="0"/>
-          <w:sz w:val="22"/>
-        </w:rPr>
-        <w:t>(c) Entry into and blocking of respiratory tract</w:t>
+        <w:t xml:space="preserve">Positive Marks: 1</w:t>
       </w:r>
     </w:p>
     <w:p>
-      <w:pPr>
-        <w:spacing w:after="0" w:before="0"/>
-      </w:pPr>
       <w:r>
-        <w:rPr>
-          <w:b w:val="0"/>
-          <w:sz w:val="22"/>
-        </w:rPr>
-        <w:t>(d) Prevention of spiracle to come in contact with air</w:t>
+        <w:t xml:space="preserve">Negative Marks: 0.25</w:t>
       </w:r>
     </w:p>
     <w:p>
-      <w:pPr>
-        <w:spacing w:after="0" w:before="40"/>
-      </w:pPr>
       <w:r>
-        <w:rPr>
-          <w:b/>
-          <w:sz w:val="22"/>
-        </w:rPr>
-        <w:t>Answer: c</w:t>
+        <w:t xml:space="preserve"/>
       </w:r>
     </w:p>
     <w:p>
-      <w:pPr>
-        <w:spacing w:after="0" w:before="0"/>
-      </w:pPr>
       <w:r>
-        <w:rPr>
-          <w:b w:val="0"/>
-          <w:sz w:val="21"/>
-        </w:rPr>
-        <w:t>Solution: Spraying kerosene on stagnant water kills Anopheles mosquitoes by the mechanism of entry into and blocking of the respiratory tract. Kerosene forms a film over the water surface, depriving the mosquito larvae and pupae of access to atmospheric oxygen. Mosquito larvae and pupae breathe through specialized structures called spiracles, which are connected to their respiratory system. When the kerosene film is formed on the water, it blocks the spiracles, preventing the larvae and pupae from obtaining oxygen and leading to their suffocation and death.</w:t>
+        <w:t xml:space="preserve">Question: The nurse is to administer 420 mg of a medication. The tablets are 140 mg each. How many tablets are needed?</w:t>
       </w:r>
     </w:p>
     <w:p>
-      <w:pPr>
-        <w:spacing w:after="0" w:before="0"/>
-      </w:pPr>
       <w:r>
-        <w:rPr>
-          <w:b w:val="0"/>
-          <w:sz w:val="20"/>
-        </w:rPr>
-        <w:t>Positive Marks: 1</w:t>
+        <w:t xml:space="preserve">(a) 2 tablets</w:t>
       </w:r>
     </w:p>
     <w:p>
-      <w:pPr>
-        <w:spacing w:after="160" w:before="0"/>
-      </w:pPr>
       <w:r>
-        <w:rPr>
-          <w:b w:val="0"/>
-          <w:sz w:val="20"/>
-        </w:rPr>
-        <w:t>Negative Marks: 0.25</w:t>
+        <w:t xml:space="preserve">(b) 3 tablets</w:t>
       </w:r>
     </w:p>
     <w:p>
-      <w:pPr>
-        <w:spacing w:after="20" w:before="120"/>
-      </w:pPr>
       <w:r>
-        <w:rPr>
-          <w:b/>
-          <w:sz w:val="22"/>
-        </w:rPr>
-        <w:t>Question: Most common cause of infant mortality in India is</w:t>
+        <w:t xml:space="preserve">(c) 4 tablets</w:t>
       </w:r>
     </w:p>
     <w:p>
-      <w:pPr>
-        <w:spacing w:after="0" w:before="0"/>
-      </w:pPr>
       <w:r>
-        <w:rPr>
-          <w:b w:val="0"/>
-          <w:sz w:val="22"/>
-        </w:rPr>
-        <w:t>(a) Low birth weight</w:t>
+        <w:t xml:space="preserve">(d) 6 tablets</w:t>
       </w:r>
     </w:p>
     <w:p>
-      <w:pPr>
-        <w:spacing w:after="0" w:before="0"/>
-      </w:pPr>
       <w:r>
-        <w:rPr>
-          <w:b w:val="0"/>
-          <w:sz w:val="22"/>
-        </w:rPr>
-        <w:t>(b) Complications of labor</w:t>
+        <w:t xml:space="preserve">Answer: b</w:t>
       </w:r>
     </w:p>
     <w:p>
-      <w:pPr>
-        <w:spacing w:after="0" w:before="0"/>
-      </w:pPr>
       <w:r>
-        <w:rPr>
-          <w:b w:val="0"/>
-          <w:sz w:val="22"/>
-        </w:rPr>
-        <w:t>(c) Congential anomalies</w:t>
+        <w:t xml:space="preserve">Solution: Tablets = 420 ÷ 140 = 3 tablets.</w:t>
       </w:r>
     </w:p>
     <w:p>
-      <w:pPr>
-        <w:spacing w:after="0" w:before="0"/>
-      </w:pPr>
       <w:r>
-        <w:rPr>
-          <w:b w:val="0"/>
-          <w:sz w:val="22"/>
-        </w:rPr>
-        <w:t>(d) Sepsis</w:t>
+        <w:t xml:space="preserve">Positive Marks: 1</w:t>
       </w:r>
     </w:p>
     <w:p>
-      <w:pPr>
-        <w:spacing w:after="0" w:before="40"/>
-      </w:pPr>
       <w:r>
-        <w:rPr>
-          <w:b/>
-          <w:sz w:val="22"/>
-        </w:rPr>
-        <w:t>Answer: a</w:t>
+        <w:t xml:space="preserve">Negative Marks: 0.25</w:t>
       </w:r>
     </w:p>
     <w:p>
-      <w:pPr>
-        <w:spacing w:after="0" w:before="0"/>
-      </w:pPr>
       <w:r>
-        <w:rPr>
-          <w:b w:val="0"/>
-          <w:sz w:val="21"/>
-        </w:rPr>
-        <w:t>Solution: Low birth weight is the most common cause of infant mortality in India.</w:t>
+        <w:t xml:space="preserve"/>
       </w:r>
     </w:p>
     <w:p>
-      <w:pPr>
-        <w:spacing w:after="0" w:before="0"/>
-      </w:pPr>
       <w:r>
-        <w:rPr>
-          <w:b w:val="0"/>
-          <w:sz w:val="20"/>
-        </w:rPr>
-        <w:t>Positive Marks: 1</w:t>
+        <w:t xml:space="preserve">Question: The nurse is caring for a patient with hypernatremia. Which intervention is appropriate?</w:t>
       </w:r>
     </w:p>
     <w:p>
-      <w:pPr>
-        <w:spacing w:after="160" w:before="0"/>
-      </w:pPr>
       <w:r>
-        <w:rPr>
-          <w:b w:val="0"/>
-          <w:sz w:val="20"/>
-        </w:rPr>
-        <w:t>Negative Marks: 0.25</w:t>
+        <w:t xml:space="preserve">(a) Administer fluids as ordered and monitor sodium and neurological status</w:t>
       </w:r>
     </w:p>
     <w:p>
-      <w:pPr>
-        <w:spacing w:after="20" w:before="120"/>
-      </w:pPr>
       <w:r>
-        <w:rPr>
-          <w:b/>
-          <w:sz w:val="22"/>
-        </w:rPr>
-        <w:t>Question: The preferred route of drug administration for rapid effect in an emergency is:</w:t>
+        <w:t xml:space="preserve">(b) Restrict all fluids</w:t>
       </w:r>
     </w:p>
     <w:p>
-      <w:pPr>
-        <w:spacing w:after="0" w:before="0"/>
-      </w:pPr>
       <w:r>
-        <w:rPr>
-          <w:b w:val="0"/>
-          <w:sz w:val="22"/>
-        </w:rPr>
-        <w:t>(a) Oral</w:t>
+        <w:t xml:space="preserve">(c) Give salt tablets</w:t>
       </w:r>
     </w:p>
     <w:p>
-      <w:pPr>
-        <w:spacing w:after="0" w:before="0"/>
-      </w:pPr>
       <w:r>
-        <w:rPr>
-          <w:b w:val="0"/>
-          <w:sz w:val="22"/>
-        </w:rPr>
-        <w:t>(b) Subcutaneous</w:t>
+        <w:t xml:space="preserve">(d) Ignore the sodium</w:t>
       </w:r>
     </w:p>
     <w:p>
-      <w:pPr>
-        <w:spacing w:after="0" w:before="0"/>
-      </w:pPr>
       <w:r>
-        <w:rPr>
-          <w:b w:val="0"/>
-          <w:sz w:val="22"/>
-        </w:rPr>
-        <w:t>(c) Intravenous</w:t>
+        <w:t xml:space="preserve">Answer: a</w:t>
       </w:r>
     </w:p>
     <w:p>
-      <w:pPr>
-        <w:spacing w:after="0" w:before="0"/>
-      </w:pPr>
       <w:r>
-        <w:rPr>
-          <w:b w:val="0"/>
-          <w:sz w:val="22"/>
-        </w:rPr>
-        <w:t>(d) Intradermal</w:t>
+        <w:t xml:space="preserve">Solution: Hypernatremia — gradual correction with fluids (oral/IV), monitoring of sodium and neurological status, and treating the cause. Rapid correction risks cerebral edema.</w:t>
       </w:r>
     </w:p>
     <w:p>
-      <w:pPr>
-        <w:spacing w:after="0" w:before="40"/>
-      </w:pPr>
       <w:r>
-        <w:rPr>
-          <w:b/>
-          <w:sz w:val="22"/>
-        </w:rPr>
-        <w:t>Answer: c</w:t>
+        <w:t xml:space="preserve">Positive Marks: 1</w:t>
       </w:r>
     </w:p>
     <w:p>
-      <w:pPr>
-        <w:spacing w:after="0" w:before="0"/>
-      </w:pPr>
       <w:r>
-        <w:rPr>
-          <w:b w:val="0"/>
-          <w:sz w:val="21"/>
-        </w:rPr>
-        <w:t>Solution: The IV route delivers the drug directly into the circulation, giving the fastest onset of action.</w:t>
+        <w:t xml:space="preserve">Negative Marks: 0.25</w:t>
       </w:r>
     </w:p>
     <w:p>
-      <w:pPr>
-        <w:spacing w:after="0" w:before="0"/>
-      </w:pPr>
       <w:r>
-        <w:rPr>
-          <w:b w:val="0"/>
-          <w:sz w:val="20"/>
-        </w:rPr>
-        <w:t>Positive Marks: 1</w:t>
+        <w:t xml:space="preserve"/>
       </w:r>
     </w:p>
     <w:p>
-      <w:pPr>
-        <w:spacing w:after="160" w:before="0"/>
-      </w:pPr>
       <w:r>
-        <w:rPr>
-          <w:b w:val="0"/>
-          <w:sz w:val="20"/>
-        </w:rPr>
-        <w:t>Negative Marks: 0.25</w:t>
+        <w:t xml:space="preserve">Question: The nurse is assessing a patient's respirations and notes Kussmaul breathing (deep, sighing). This pattern is associated with:</w:t>
       </w:r>
     </w:p>
     <w:p>
-      <w:pPr>
-        <w:spacing w:after="20" w:before="120"/>
-      </w:pPr>
       <w:r>
-        <w:rPr>
-          <w:b/>
-          <w:sz w:val="22"/>
-        </w:rPr>
-        <w:t>Question: Which vaccine should be stored in freezer compartment of the refrigerator?</w:t>
+        <w:t xml:space="preserve">(a) Metabolic acidosis (e.g., diabetic ketoacidosis)</w:t>
       </w:r>
     </w:p>
     <w:p>
-      <w:pPr>
-        <w:spacing w:after="0" w:before="0"/>
-      </w:pPr>
       <w:r>
-        <w:rPr>
-          <w:b w:val="0"/>
-          <w:sz w:val="22"/>
-        </w:rPr>
-        <w:t>(a) DPT</w:t>
+        <w:t xml:space="preserve">(b) Normal breathing</w:t>
       </w:r>
     </w:p>
     <w:p>
-      <w:pPr>
-        <w:spacing w:after="0" w:before="0"/>
-      </w:pPr>
       <w:r>
-        <w:rPr>
-          <w:b w:val="0"/>
-          <w:sz w:val="22"/>
-        </w:rPr>
-        <w:t>(b) Measles</w:t>
+        <w:t xml:space="preserve">(c) Sleep</w:t>
       </w:r>
     </w:p>
     <w:p>
-      <w:pPr>
-        <w:spacing w:after="0" w:before="0"/>
-      </w:pPr>
       <w:r>
-        <w:rPr>
-          <w:b w:val="0"/>
-          <w:sz w:val="22"/>
-        </w:rPr>
-        <w:t>(c) Hepatitis B</w:t>
+        <w:t xml:space="preserve">(d) Hypothyroidism</w:t>
       </w:r>
     </w:p>
     <w:p>
-      <w:pPr>
-        <w:spacing w:after="0" w:before="0"/>
-      </w:pPr>
       <w:r>
-        <w:rPr>
-          <w:b w:val="0"/>
-          <w:sz w:val="22"/>
-        </w:rPr>
-        <w:t>(d) BCG</w:t>
+        <w:t xml:space="preserve">Answer: a</w:t>
       </w:r>
     </w:p>
     <w:p>
-      <w:pPr>
-        <w:spacing w:after="0" w:before="40"/>
-      </w:pPr>
       <w:r>
-        <w:rPr>
-          <w:b/>
-          <w:sz w:val="22"/>
-        </w:rPr>
-        <w:t>Answer: b</w:t>
+        <w:t xml:space="preserve">Solution: Kussmaul breathing — deep, rapid, sighing respirations — compensates for metabolic acidosis by blowing off CO2. It is seen in DKA and renal failure.</w:t>
       </w:r>
     </w:p>
     <w:p>
-      <w:pPr>
-        <w:spacing w:after="0" w:before="0"/>
-      </w:pPr>
       <w:r>
-        <w:rPr>
-          <w:b w:val="0"/>
-          <w:sz w:val="21"/>
-        </w:rPr>
-        <w:t>Solution: Measles, mumps, and rubella vaccine, can be stored in a regular freezer at a temperature of -15°C (5°F) to -25°C (-13°F). The varicella (chickenpox) vaccine can also be stored in a freezer, but at a slightly higher temperature range of -50°C (-58°F) to -15°C (5°F).</w:t>
+        <w:t xml:space="preserve">Positive Marks: 1</w:t>
       </w:r>
     </w:p>
     <w:p>
-      <w:pPr>
-        <w:spacing w:after="0" w:before="0"/>
-      </w:pPr>
       <w:r>
-        <w:rPr>
-          <w:b w:val="0"/>
-          <w:sz w:val="20"/>
-        </w:rPr>
-        <w:t>Positive Marks: 1</w:t>
+        <w:t xml:space="preserve">Negative Marks: 0.25</w:t>
       </w:r>
     </w:p>
     <w:p>
-      <w:pPr>
-        <w:spacing w:after="160" w:before="0"/>
-      </w:pPr>
       <w:r>
-        <w:rPr>
-          <w:b w:val="0"/>
-          <w:sz w:val="20"/>
-        </w:rPr>
-        <w:t>Negative Marks: 0.25</w:t>
+        <w:t xml:space="preserve"/>
       </w:r>
     </w:p>
     <w:p>
-      <w:pPr>
-        <w:spacing w:after="20" w:before="120"/>
-      </w:pPr>
       <w:r>
-        <w:rPr>
-          <w:b/>
-          <w:sz w:val="22"/>
-        </w:rPr>
-        <w:t>Question: In the tuberculin skin test (Mantoux test), the assessment of erythema or interpretation of results should be done within which time frame?</w:t>
+        <w:t xml:space="preserve">Question: A patient with a fractured tibia in a cast is being taught about signs of compartment syndrome. Which sign should the patient report?</w:t>
       </w:r>
     </w:p>
     <w:p>
-      <w:pPr>
-        <w:spacing w:after="0" w:before="0"/>
-      </w:pPr>
       <w:r>
-        <w:rPr>
-          <w:b w:val="0"/>
-          <w:sz w:val="22"/>
-        </w:rPr>
-        <w:t>(a) 12 hours,</w:t>
+        <w:t xml:space="preserve">(a) Severe pain that is not relieved by analgesics</w:t>
       </w:r>
     </w:p>
     <w:p>
-      <w:pPr>
-        <w:spacing w:after="0" w:before="0"/>
-      </w:pPr>
       <w:r>
-        <w:rPr>
-          <w:b w:val="0"/>
-          <w:sz w:val="22"/>
-        </w:rPr>
-        <w:t>(b) 48-72 hours,</w:t>
+        <w:t xml:space="preserve">(b) Mild itching</w:t>
       </w:r>
     </w:p>
     <w:p>
-      <w:pPr>
-        <w:spacing w:after="0" w:before="0"/>
-      </w:pPr>
       <w:r>
-        <w:rPr>
-          <w:b w:val="0"/>
-          <w:sz w:val="22"/>
-        </w:rPr>
-        <w:t>(c) &lt;72 Hours</w:t>
+        <w:t xml:space="preserve">(c) Slight swelling</w:t>
       </w:r>
     </w:p>
     <w:p>
-      <w:pPr>
-        <w:spacing w:after="0" w:before="0"/>
-      </w:pPr>
       <w:r>
-        <w:rPr>
-          <w:b w:val="0"/>
-          <w:sz w:val="22"/>
-        </w:rPr>
-        <w:t>(d) 24 hours,</w:t>
+        <w:t xml:space="preserve">(d) Normal discomfort</w:t>
       </w:r>
     </w:p>
     <w:p>
-      <w:pPr>
-        <w:spacing w:after="0" w:before="40"/>
-      </w:pPr>
       <w:r>
-        <w:rPr>
-          <w:b/>
-          <w:sz w:val="22"/>
-        </w:rPr>
-        <w:t>Answer: b</w:t>
+        <w:t xml:space="preserve">Answer: a</w:t>
       </w:r>
     </w:p>
     <w:p>
-      <w:pPr>
-        <w:spacing w:after="0" w:before="0"/>
-      </w:pPr>
       <w:r>
-        <w:rPr>
-          <w:b w:val="0"/>
-          <w:sz w:val="21"/>
-        </w:rPr>
-        <w:t>Solution: In the tuberculin skin test (Mantoux test), the assessment of erythema or interpretation of results should be done within the timeframe of 48-72 hours, which is the correct answer (b). The Mantoux test is used to screen for tuberculosis (TB) infection by injecting a small amount of purified protein derivative (PPD) into the inner surface of the forearm. After the injection, the site is observed for any induration or swelling. The test should be read and interpreted between 48 and 72 hours after administration. The diameter of induration is measured, and the results are categorized as positive or negative based on specific cutoff values.</w:t>
+        <w:t xml:space="preserve">Solution: Compartment syndrome — severe, unrelieved pain with numbness, pallor, and pulselessness — is an emergency. The nurse teaches the patient to report these signs immediately.</w:t>
       </w:r>
     </w:p>
     <w:p>
-      <w:pPr>
-        <w:spacing w:after="0" w:before="0"/>
-      </w:pPr>
       <w:r>
-        <w:rPr>
-          <w:b w:val="0"/>
-          <w:sz w:val="20"/>
-        </w:rPr>
-        <w:t>Positive Marks: 1</w:t>
+        <w:t xml:space="preserve">Positive Marks: 1</w:t>
       </w:r>
     </w:p>
     <w:p>
-      <w:pPr>
-        <w:spacing w:after="160" w:before="0"/>
-      </w:pPr>
       <w:r>
-        <w:rPr>
-          <w:b w:val="0"/>
-          <w:sz w:val="20"/>
-        </w:rPr>
-        <w:t>Negative Marks: 0.25</w:t>
+        <w:t xml:space="preserve">Negative Marks: 0.25</w:t>
       </w:r>
     </w:p>
     <w:p>
-      <w:pPr>
-        <w:spacing w:after="20" w:before="120"/>
-      </w:pPr>
       <w:r>
-        <w:rPr>
-          <w:b/>
-          <w:sz w:val="22"/>
-        </w:rPr>
-        <w:t>Question: Which finding in a client receiving a blood transfusion requires the nurse to STOP the transfusion immediately?</w:t>
+        <w:t xml:space="preserve">Question: A patient with chronic renal failure is being taught about signs of fluid overload. The nurse should teach the patient to report:</w:t>
       </w:r>
     </w:p>
     <w:p>
-      <w:pPr>
-        <w:spacing w:after="0" w:before="0"/>
-      </w:pPr>
       <w:r>
-        <w:rPr>
-          <w:b w:val="0"/>
-          <w:sz w:val="22"/>
-        </w:rPr>
-        <w:t>(a) Slight redness around the IV site</w:t>
+        <w:t xml:space="preserve">(a) Shortness of breath, swelling, and sudden weight gain</w:t>
       </w:r>
     </w:p>
     <w:p>
-      <w:pPr>
-        <w:spacing w:after="0" w:before="0"/>
-      </w:pPr>
       <w:r>
-        <w:rPr>
-          <w:b w:val="0"/>
-          <w:sz w:val="22"/>
-        </w:rPr>
-        <w:t>(b) Mild headache</w:t>
+        <w:t xml:space="preserve">(b) Dry mouth only</w:t>
       </w:r>
     </w:p>
     <w:p>
-      <w:pPr>
-        <w:spacing w:after="0" w:before="0"/>
-      </w:pPr>
       <w:r>
-        <w:rPr>
-          <w:b w:val="0"/>
-          <w:sz w:val="22"/>
-        </w:rPr>
-        <w:t>(c) Temperature 38.9°C with chills and low back pain</w:t>
+        <w:t xml:space="preserve">(c) Increased energy</w:t>
       </w:r>
     </w:p>
     <w:p>
-      <w:pPr>
-        <w:spacing w:after="0" w:before="0"/>
-      </w:pPr>
       <w:r>
-        <w:rPr>
-          <w:b w:val="0"/>
-          <w:sz w:val="22"/>
-        </w:rPr>
-        <w:t>(d) Heart rate increase of 6 beats/min</w:t>
+        <w:t xml:space="preserve">(d) Weight loss</w:t>
       </w:r>
     </w:p>
     <w:p>
-      <w:pPr>
-        <w:spacing w:after="0" w:before="40"/>
-      </w:pPr>
       <w:r>
-        <w:rPr>
-          <w:b/>
-          <w:sz w:val="22"/>
-        </w:rPr>
-        <w:t>Answer: c</w:t>
+        <w:t xml:space="preserve">Answer: a</w:t>
       </w:r>
     </w:p>
     <w:p>
-      <w:pPr>
-        <w:spacing w:after="0" w:before="0"/>
-      </w:pPr>
       <w:r>
-        <w:rPr>
-          <w:b w:val="0"/>
-          <w:sz w:val="21"/>
-        </w:rPr>
-        <w:t>Solution: Fever, chills and low back pain are the classic triad of a hemolytic transfusion reaction; the infusion must be stopped at once and the blood returned to the blood bank.</w:t>
+        <w:t xml:space="preserve">Solution: Fluid overload in renal failure — dyspnea, edema, and rapid weight gain (&gt;1–2 kg between dialysis sessions) require reporting — preventing pulmonary edema.</w:t>
       </w:r>
     </w:p>
     <w:p>
-      <w:pPr>
-        <w:spacing w:after="0" w:before="0"/>
-      </w:pPr>
       <w:r>
-        <w:rPr>
-          <w:b w:val="0"/>
-          <w:sz w:val="20"/>
-        </w:rPr>
-        <w:t>Positive Marks: 1</w:t>
+        <w:t xml:space="preserve">Positive Marks: 1</w:t>
       </w:r>
     </w:p>
     <w:p>
-      <w:pPr>
-        <w:spacing w:after="160" w:before="0"/>
-      </w:pPr>
       <w:r>
-        <w:rPr>
-          <w:b w:val="0"/>
-          <w:sz w:val="20"/>
-        </w:rPr>
-        <w:t>Negative Marks: 0.25</w:t>
+        <w:t xml:space="preserve">Negative Marks: 0.25</w:t>
       </w:r>
     </w:p>
     <w:p>
-      <w:pPr>
-        <w:spacing w:after="20" w:before="120"/>
-      </w:pPr>
       <w:r>
-        <w:rPr>
-          <w:b/>
-          <w:sz w:val="22"/>
-        </w:rPr>
-        <w:t>Question: Who invented the steam pressure sterilizer known as the Autoclave in 1879?</w:t>
+        <w:t xml:space="preserve"/>
       </w:r>
     </w:p>
     <w:p>
-      <w:pPr>
-        <w:spacing w:after="0" w:before="0"/>
-      </w:pPr>
       <w:r>
-        <w:rPr>
-          <w:b w:val="0"/>
-          <w:sz w:val="22"/>
-        </w:rPr>
-        <w:t>(a) Edward Jenner</w:t>
+        <w:t xml:space="preserve">Question: The nurse is preparing a patient for a renal biopsy. The patient is positioned:</w:t>
       </w:r>
     </w:p>
     <w:p>
-      <w:pPr>
-        <w:spacing w:after="0" w:before="0"/>
-      </w:pPr>
       <w:r>
-        <w:rPr>
-          <w:b w:val="0"/>
-          <w:sz w:val="22"/>
-        </w:rPr>
-        <w:t>(b) Charles Chamberland</w:t>
+        <w:t xml:space="preserve">(a) Prone with a pillow under the abdomen</w:t>
       </w:r>
     </w:p>
     <w:p>
-      <w:pPr>
-        <w:spacing w:after="0" w:before="0"/>
-      </w:pPr>
       <w:r>
-        <w:rPr>
-          <w:b w:val="0"/>
-          <w:sz w:val="22"/>
-        </w:rPr>
-        <w:t>(c) Robert Koch</w:t>
+        <w:t xml:space="preserve">(b) Supine flat</w:t>
       </w:r>
     </w:p>
     <w:p>
-      <w:pPr>
-        <w:spacing w:after="0" w:before="0"/>
-      </w:pPr>
       <w:r>
-        <w:rPr>
-          <w:b w:val="0"/>
-          <w:sz w:val="22"/>
-        </w:rPr>
-        <w:t>(d) Anton van Leeuwenhoek</w:t>
+        <w:t xml:space="preserve">(c) Sitting</w:t>
       </w:r>
     </w:p>
     <w:p>
-      <w:pPr>
-        <w:spacing w:after="0" w:before="40"/>
-      </w:pPr>
       <w:r>
-        <w:rPr>
-          <w:b/>
-          <w:sz w:val="22"/>
-        </w:rPr>
-        <w:t>Answer: b</w:t>
+        <w:t xml:space="preserve">(d) Trendelenburg</w:t>
       </w:r>
     </w:p>
     <w:p>
-      <w:pPr>
-        <w:spacing w:after="0" w:before="0"/>
-      </w:pPr>
       <w:r>
-        <w:rPr>
-          <w:b w:val="0"/>
-          <w:sz w:val="21"/>
-        </w:rPr>
-        <w:t>Solution: Charles Chamberland, a collaborator of Louis Pasteur, invented the autoclave in 1879 for moist heat pressure sterilization.</w:t>
+        <w:t xml:space="preserve">Answer: a</w:t>
       </w:r>
     </w:p>
     <w:p>
-      <w:pPr>
-        <w:spacing w:after="0" w:before="0"/>
-      </w:pPr>
       <w:r>
-        <w:rPr>
-          <w:b w:val="0"/>
-          <w:sz w:val="20"/>
-        </w:rPr>
-        <w:t>Positive Marks: 1</w:t>
+        <w:t xml:space="preserve">Solution: Renal biopsy — prone with a pillow under the abdomen (or lateral) stabilizes the kidney. Afterward, the patient lies flat with pressure on the site.</w:t>
       </w:r>
     </w:p>
     <w:p>
-      <w:pPr>
-        <w:spacing w:after="160" w:before="0"/>
-      </w:pPr>
       <w:r>
-        <w:rPr>
-          <w:b w:val="0"/>
-          <w:sz w:val="20"/>
-        </w:rPr>
-        <w:t>Negative Marks: 0.25</w:t>
+        <w:t xml:space="preserve">Positive Marks: 1</w:t>
       </w:r>
     </w:p>
     <w:p>
-      <w:pPr>
-        <w:spacing w:after="20" w:before="120"/>
-      </w:pPr>
       <w:r>
-        <w:rPr>
-          <w:b/>
-          <w:sz w:val="22"/>
-        </w:rPr>
-        <w:t>Question: A newborn remains cyanotic with a heart rate of 60/min after drying and stimulation. What is the priority intervention?</w:t>
+        <w:t xml:space="preserve">Negative Marks: 0.25</w:t>
       </w:r>
     </w:p>
     <w:p>
-      <w:pPr>
-        <w:spacing w:after="0" w:before="0"/>
-      </w:pPr>
       <w:r>
-        <w:rPr>
-          <w:b w:val="0"/>
-          <w:sz w:val="22"/>
-        </w:rPr>
-        <w:t>(a) Administer IV epinephrine</w:t>
+        <w:t xml:space="preserve"/>
       </w:r>
     </w:p>
     <w:p>
-      <w:pPr>
-        <w:spacing w:after="0" w:before="0"/>
-      </w:pPr>
       <w:r>
-        <w:rPr>
-          <w:b w:val="0"/>
-          <w:sz w:val="22"/>
-        </w:rPr>
-        <w:t>(b) Recheck the heart rate in 30 seconds</w:t>
+        <w:t xml:space="preserve">Question: A patient at 37 weeks of gestation is in early labor. The nurse should assess the fetal heart rate:</w:t>
       </w:r>
     </w:p>
     <w:p>
-      <w:pPr>
-        <w:spacing w:after="0" w:before="0"/>
-      </w:pPr>
       <w:r>
-        <w:rPr>
-          <w:b w:val="0"/>
-          <w:sz w:val="22"/>
-        </w:rPr>
-        <w:t>(c) Begin positive-pressure ventilation</w:t>
+        <w:t xml:space="preserve">(a) On admission and regularly as labor progresses</w:t>
       </w:r>
     </w:p>
     <w:p>
-      <w:pPr>
-        <w:spacing w:after="0" w:before="0"/>
-      </w:pPr>
       <w:r>
-        <w:rPr>
-          <w:b w:val="0"/>
-          <w:sz w:val="22"/>
-        </w:rPr>
-        <w:t>(d) Start chest compressions</w:t>
+        <w:t xml:space="preserve">(b) Only at delivery</w:t>
       </w:r>
     </w:p>
     <w:p>
-      <w:pPr>
-        <w:spacing w:after="0" w:before="40"/>
-      </w:pPr>
       <w:r>
-        <w:rPr>
-          <w:b/>
-          <w:sz w:val="22"/>
-        </w:rPr>
-        <w:t>Answer: c</w:t>
+        <w:t xml:space="preserve">(c) Once a day</w:t>
       </w:r>
     </w:p>
     <w:p>
-      <w:pPr>
-        <w:spacing w:after="0" w:before="0"/>
-      </w:pPr>
       <w:r>
-        <w:rPr>
-          <w:b w:val="0"/>
-          <w:sz w:val="21"/>
-        </w:rPr>
-        <w:t>Solution: For a heart rate below 100/min after initial steps, positive-pressure ventilation is started immediately; chest compressions begin only if HR stays &lt;60 despite PPV.</w:t>
+        <w:t xml:space="preserve">(d) Never</w:t>
       </w:r>
     </w:p>
     <w:p>
-      <w:pPr>
-        <w:spacing w:after="0" w:before="0"/>
-      </w:pPr>
       <w:r>
-        <w:rPr>
-          <w:b w:val="0"/>
-          <w:sz w:val="20"/>
-        </w:rPr>
-        <w:t>Positive Marks: 1</w:t>
+        <w:t xml:space="preserve">Answer: a</w:t>
       </w:r>
     </w:p>
     <w:p>
-      <w:pPr>
-        <w:spacing w:after="160" w:before="0"/>
-      </w:pPr>
       <w:r>
-        <w:rPr>
-          <w:b w:val="0"/>
-          <w:sz w:val="20"/>
-        </w:rPr>
-        <w:t>Negative Marks: 0.25</w:t>
+        <w:t xml:space="preserve">Solution: FHR is assessed on admission and then at intervals per the stage of labor (every 30 min in active phase, every 15 min in second stage) — detecting fetal distress early.</w:t>
       </w:r>
     </w:p>
     <w:p>
-      <w:pPr>
-        <w:spacing w:after="20" w:before="120"/>
-      </w:pPr>
       <w:r>
-        <w:rPr>
-          <w:b/>
-          <w:sz w:val="22"/>
-        </w:rPr>
-        <w:t>Question: Patient is undergoing blood transfusion and suddenly patient shows complaints of transfusion reaction. What will be the priority nursing intervention?</w:t>
+        <w:t xml:space="preserve">Positive Marks: 1</w:t>
       </w:r>
     </w:p>
     <w:p>
-      <w:pPr>
-        <w:spacing w:after="0" w:before="0"/>
-      </w:pPr>
       <w:r>
-        <w:rPr>
-          <w:b w:val="0"/>
-          <w:sz w:val="22"/>
-        </w:rPr>
-        <w:t>(a) Stop the infusion and remove cannula</w:t>
+        <w:t xml:space="preserve">Negative Marks: 0.25</w:t>
       </w:r>
     </w:p>
     <w:p>
-      <w:pPr>
-        <w:spacing w:after="0" w:before="0"/>
-      </w:pPr>
       <w:r>
-        <w:rPr>
-          <w:b w:val="0"/>
-          <w:sz w:val="22"/>
-        </w:rPr>
-        <w:t>(b) Stop the infusion</w:t>
+        <w:t xml:space="preserve"/>
       </w:r>
     </w:p>
     <w:p>
-      <w:pPr>
-        <w:spacing w:after="0" w:before="0"/>
-      </w:pPr>
       <w:r>
-        <w:rPr>
-          <w:b w:val="0"/>
-          <w:sz w:val="22"/>
-        </w:rPr>
-        <w:t>(c) Complete the transfusion and administer injection avil</w:t>
+        <w:t xml:space="preserve">Question: A 2-year-old child with severe acute malnutrition has developed infection. The nurse should:</w:t>
       </w:r>
     </w:p>
     <w:p>
-      <w:pPr>
-        <w:spacing w:after="0" w:before="0"/>
-      </w:pPr>
       <w:r>
-        <w:rPr>
-          <w:b w:val="0"/>
-          <w:sz w:val="22"/>
-        </w:rPr>
-        <w:t>(d) Complete the transfusion and discard the bag</w:t>
+        <w:t xml:space="preserve">(a) Treat the infection (antibiotics) as part of stabilization</w:t>
       </w:r>
     </w:p>
     <w:p>
-      <w:pPr>
-        <w:spacing w:after="0" w:before="40"/>
-      </w:pPr>
       <w:r>
-        <w:rPr>
-          <w:b/>
-          <w:sz w:val="22"/>
-        </w:rPr>
-        <w:t>Answer: b</w:t>
+        <w:t xml:space="preserve">(b) Delay treatment</w:t>
       </w:r>
     </w:p>
     <w:p>
-      <w:pPr>
-        <w:spacing w:after="0" w:before="0"/>
-      </w:pPr>
       <w:r>
-        <w:rPr>
-          <w:b w:val="0"/>
-          <w:sz w:val="21"/>
-        </w:rPr>
-        <w:t>Solution: On suspecting a transfusion reaction, the FIRST action is to stop the transfusion immediately (keep the line with saline).</w:t>
+        <w:t xml:space="preserve">(c) Give only vitamins</w:t>
       </w:r>
     </w:p>
     <w:p>
-      <w:pPr>
-        <w:spacing w:after="0" w:before="0"/>
-      </w:pPr>
       <w:r>
-        <w:rPr>
-          <w:b w:val="0"/>
-          <w:sz w:val="20"/>
-        </w:rPr>
-        <w:t>Positive Marks: 1</w:t>
+        <w:t xml:space="preserve">(d) Discharge the child</w:t>
       </w:r>
     </w:p>
     <w:p>
-      <w:pPr>
-        <w:spacing w:after="160" w:before="0"/>
-      </w:pPr>
       <w:r>
-        <w:rPr>
-          <w:b w:val="0"/>
-          <w:sz w:val="20"/>
-        </w:rPr>
-        <w:t>Negative Marks: 0.25</w:t>
+        <w:t xml:space="preserve">Answer: a</w:t>
       </w:r>
     </w:p>
     <w:p>
-      <w:pPr>
-        <w:spacing w:after="20" w:before="120"/>
-      </w:pPr>
       <w:r>
-        <w:rPr>
-          <w:b/>
-          <w:sz w:val="22"/>
-        </w:rPr>
-        <w:t>Question: Type I immediate hypersensitivity allergic reaction is mediated primarily by immunoglobulin</w:t>
+        <w:t xml:space="preserve">Solution: SAM stabilization — antibiotics for infection, along with treatment of hypoglycemia, hypothermia, and dehydration, before nutritional rehabilitation.</w:t>
       </w:r>
     </w:p>
     <w:p>
-      <w:pPr>
-        <w:spacing w:after="0" w:before="0"/>
-      </w:pPr>
       <w:r>
-        <w:rPr>
-          <w:b w:val="0"/>
-          <w:sz w:val="22"/>
-        </w:rPr>
-        <w:t>(a) IgM</w:t>
+        <w:t xml:space="preserve">Positive Marks: 1</w:t>
       </w:r>
     </w:p>
     <w:p>
-      <w:pPr>
-        <w:spacing w:after="0" w:before="0"/>
-      </w:pPr>
       <w:r>
-        <w:rPr>
-          <w:b w:val="0"/>
-          <w:sz w:val="22"/>
-        </w:rPr>
-        <w:t>(b) IgE</w:t>
+        <w:t xml:space="preserve">Negative Marks: 0.25</w:t>
       </w:r>
     </w:p>
     <w:p>
-      <w:pPr>
-        <w:spacing w:after="0" w:before="0"/>
-      </w:pPr>
       <w:r>
-        <w:rPr>
-          <w:b w:val="0"/>
-          <w:sz w:val="22"/>
-        </w:rPr>
-        <w:t>(c) IgA</w:t>
+        <w:t xml:space="preserve"/>
       </w:r>
     </w:p>
     <w:p>
-      <w:pPr>
-        <w:spacing w:after="0" w:before="0"/>
-      </w:pPr>
       <w:r>
-        <w:rPr>
-          <w:b w:val="0"/>
-          <w:sz w:val="22"/>
-        </w:rPr>
-        <w:t>(d) IgG</w:t>
+        <w:t xml:space="preserve">Question: A patient with generalized anxiety disorder is being discharged. Which statement indicates the need for further teaching?</w:t>
       </w:r>
     </w:p>
     <w:p>
-      <w:pPr>
-        <w:spacing w:after="0" w:before="40"/>
-      </w:pPr>
       <w:r>
-        <w:rPr>
-          <w:b/>
-          <w:sz w:val="22"/>
-        </w:rPr>
-        <w:t>Answer: b</w:t>
+        <w:t xml:space="preserve">(a) "I will stop my medication as soon as I feel better."</w:t>
       </w:r>
     </w:p>
     <w:p>
-      <w:pPr>
-        <w:spacing w:after="0" w:before="0"/>
-      </w:pPr>
       <w:r>
-        <w:rPr>
-          <w:b w:val="0"/>
-          <w:sz w:val="21"/>
-        </w:rPr>
-        <w:t>Solution: IgE antibodies bind to mast cells and basophils, triggering histamine release upon allergen re-exposure in Type I hypersensitivity (anaphylaxis/asthma).</w:t>
+        <w:t xml:space="preserve">(b) "I will practice relaxation daily."</w:t>
       </w:r>
     </w:p>
     <w:p>
-      <w:pPr>
-        <w:spacing w:after="0" w:before="0"/>
-      </w:pPr>
       <w:r>
-        <w:rPr>
-          <w:b w:val="0"/>
-          <w:sz w:val="20"/>
-        </w:rPr>
-        <w:t>Positive Marks: 1</w:t>
+        <w:t xml:space="preserve">(c) "I will attend therapy sessions."</w:t>
       </w:r>
     </w:p>
     <w:p>
-      <w:pPr>
-        <w:spacing w:after="160" w:before="0"/>
-      </w:pPr>
       <w:r>
-        <w:rPr>
-          <w:b w:val="0"/>
-          <w:sz w:val="20"/>
-        </w:rPr>
-        <w:t>Negative Marks: 0.25</w:t>
+        <w:t xml:space="preserve">(d) "I will avoid caffeine."</w:t>
       </w:r>
     </w:p>
     <w:p>
-      <w:pPr>
-        <w:spacing w:after="20" w:before="120"/>
-      </w:pPr>
       <w:r>
-        <w:rPr>
-          <w:b/>
-          <w:sz w:val="22"/>
-        </w:rPr>
-        <w:t>Question: What is the immediate action when a patient is found unresponsive without a pulse or breathing?</w:t>
+        <w:t xml:space="preserve">Answer: a</w:t>
       </w:r>
     </w:p>
     <w:p>
-      <w:pPr>
-        <w:spacing w:after="0" w:before="0"/>
-      </w:pPr>
       <w:r>
-        <w:rPr>
-          <w:b w:val="0"/>
-          <w:sz w:val="22"/>
-        </w:rPr>
-        <w:t>(a) Give 20-22 breaths then assess for 2 minutes</w:t>
+        <w:t xml:space="preserve">Solution: SSRI/medication for anxiety must be tapered under supervision — stopping abruptly causes withdrawal and relapse. Relaxation, therapy, and caffeine avoidance are correct.</w:t>
       </w:r>
     </w:p>
     <w:p>
-      <w:pPr>
-        <w:spacing w:after="0" w:before="0"/>
-      </w:pPr>
       <w:r>
-        <w:rPr>
-          <w:b w:val="0"/>
-          <w:sz w:val="22"/>
-        </w:rPr>
-        <w:t>(b) Inform Physician</w:t>
+        <w:t xml:space="preserve">Positive Marks: 1</w:t>
       </w:r>
     </w:p>
     <w:p>
-      <w:pPr>
-        <w:spacing w:after="0" w:before="0"/>
-      </w:pPr>
       <w:r>
-        <w:rPr>
-          <w:b w:val="0"/>
-          <w:sz w:val="22"/>
-        </w:rPr>
-        <w:t>(c) Start CPR</w:t>
+        <w:t xml:space="preserve">Negative Marks: 0.25</w:t>
       </w:r>
     </w:p>
     <w:p>
-      <w:pPr>
-        <w:spacing w:after="0" w:before="0"/>
-      </w:pPr>
       <w:r>
-        <w:rPr>
-          <w:b w:val="0"/>
-          <w:sz w:val="22"/>
-        </w:rPr>
-        <w:t>(d) Give 10-12 breaths then reassess</w:t>
+        <w:t xml:space="preserve"/>
       </w:r>
     </w:p>
     <w:p>
-      <w:pPr>
-        <w:spacing w:after="0" w:before="40"/>
-      </w:pPr>
       <w:r>
-        <w:rPr>
-          <w:b/>
-          <w:sz w:val="22"/>
-        </w:rPr>
-        <w:t>Answer: c</w:t>
+        <w:t xml:space="preserve">Question: The "Pradhan Mantri Bhartiya Janaushadhi Kendra" contributes to:</w:t>
       </w:r>
     </w:p>
     <w:p>
-      <w:pPr>
-        <w:spacing w:after="0" w:before="0"/>
-      </w:pPr>
       <w:r>
-        <w:rPr>
-          <w:b w:val="0"/>
-          <w:sz w:val="21"/>
-        </w:rPr>
-        <w:t>Solution: The immediate action that should be taken when a patient is found unresponsive without a pulse or breathing is to start CPR (cardiopulmonary resuscitation) immediately. According to the American Heart Association (AHA), CPR is a series of lifesaving steps that should be initiated as soon as possible to help the victim until advanced medical care arrives. The steps include chest compressions, rescue breaths, and defibrillation (if available). Calling for emergency medical services should also be done at the same time as starting CPR. The AHA emphasizes that early and effective CPR can double or triple the chances of survival in cardiac arrest cases.</w:t>
+        <w:t xml:space="preserve">(a) Universal health coverage and medicine access</w:t>
       </w:r>
     </w:p>
     <w:p>
-      <w:pPr>
-        <w:spacing w:after="0" w:before="0"/>
-      </w:pPr>
       <w:r>
-        <w:rPr>
-          <w:b w:val="0"/>
-          <w:sz w:val="20"/>
-        </w:rPr>
-        <w:t>Positive Marks: 1</w:t>
+        <w:t xml:space="preserve">(b) Higher health costs</w:t>
       </w:r>
     </w:p>
     <w:p>
-      <w:pPr>
-        <w:spacing w:after="160" w:before="0"/>
-      </w:pPr>
       <w:r>
-        <w:rPr>
-          <w:b w:val="0"/>
-          <w:sz w:val="20"/>
-        </w:rPr>
-        <w:t>Negative Marks: 0.25</w:t>
+        <w:t xml:space="preserve">(c) Medicine shortages</w:t>
       </w:r>
     </w:p>
     <w:p>
-      <w:pPr>
-        <w:spacing w:after="20" w:before="120"/>
-      </w:pPr>
       <w:r>
-        <w:rPr>
-          <w:b/>
-          <w:sz w:val="22"/>
-        </w:rPr>
-        <w:t>Question: After complain of open abdominal surgery. The OT nurse needs to do which of the following activity first before suturing. (give priority answer)</w:t>
+        <w:t xml:space="preserve">(d) Import dependence</w:t>
       </w:r>
     </w:p>
     <w:p>
-      <w:pPr>
-        <w:spacing w:after="0" w:before="0"/>
-      </w:pPr>
       <w:r>
-        <w:rPr>
-          <w:b w:val="0"/>
-          <w:sz w:val="22"/>
-        </w:rPr>
-        <w:t>(a) Change the gown</w:t>
+        <w:t xml:space="preserve">Answer: a</w:t>
       </w:r>
     </w:p>
     <w:p>
-      <w:pPr>
-        <w:spacing w:after="0" w:before="0"/>
-      </w:pPr>
       <w:r>
-        <w:rPr>
-          <w:b w:val="0"/>
-          <w:sz w:val="22"/>
-        </w:rPr>
-        <w:t>(b) Checking the sponge count &amp; instruments counts before suturing.</w:t>
+        <w:t xml:space="preserve">Solution: By making medicines affordable, Jan Aushadhi Kendras advance access and universal health coverage — reducing financial barriers to treatment.</w:t>
       </w:r>
     </w:p>
     <w:p>
-      <w:pPr>
-        <w:spacing w:after="0" w:before="0"/>
-      </w:pPr>
       <w:r>
-        <w:rPr>
-          <w:b w:val="0"/>
-          <w:sz w:val="22"/>
-        </w:rPr>
-        <w:t>(c) Clean the instruments</w:t>
+        <w:t xml:space="preserve">Positive Marks: 1</w:t>
       </w:r>
     </w:p>
     <w:p>
-      <w:pPr>
-        <w:spacing w:after="0" w:before="0"/>
-      </w:pPr>
       <w:r>
-        <w:rPr>
-          <w:b w:val="0"/>
-          <w:sz w:val="22"/>
-        </w:rPr>
-        <w:t>(d) Disinfection of OT</w:t>
+        <w:t xml:space="preserve">Negative Marks: 0.25</w:t>
       </w:r>
     </w:p>
     <w:p>
-      <w:pPr>
-        <w:spacing w:after="0" w:before="40"/>
-      </w:pPr>
       <w:r>
-        <w:rPr>
-          <w:b/>
-          <w:sz w:val="22"/>
-        </w:rPr>
-        <w:t>Answer: b</w:t>
+        <w:t xml:space="preserve"/>
       </w:r>
     </w:p>
     <w:p>
-      <w:pPr>
-        <w:spacing w:after="0" w:before="0"/>
-      </w:pPr>
       <w:r>
-        <w:rPr>
-          <w:b w:val="0"/>
-          <w:sz w:val="21"/>
-        </w:rPr>
-        <w:t>Solution: Before closure of an abdominal wound, a complete sponge, needle and instrument count with the circulator is mandatory to prevent retained items.</w:t>
+        <w:t xml:space="preserve">Question: The nurse is to give 40 mg of a medication. The vial contains 10 mg/mL. The volume to give is:</w:t>
       </w:r>
     </w:p>
     <w:p>
-      <w:pPr>
-        <w:spacing w:after="0" w:before="0"/>
-      </w:pPr>
       <w:r>
-        <w:rPr>
-          <w:b w:val="0"/>
-          <w:sz w:val="20"/>
-        </w:rPr>
-        <w:t>Positive Marks: 1</w:t>
+        <w:t xml:space="preserve">(a) 2 mL</w:t>
       </w:r>
     </w:p>
     <w:p>
-      <w:pPr>
-        <w:spacing w:after="160" w:before="0"/>
-      </w:pPr>
       <w:r>
-        <w:rPr>
-          <w:b w:val="0"/>
-          <w:sz w:val="20"/>
-        </w:rPr>
-        <w:t>Negative Marks: 0.25</w:t>
+        <w:t xml:space="preserve">(b) 3 mL</w:t>
       </w:r>
     </w:p>
     <w:p>
-      <w:pPr>
-        <w:spacing w:after="20" w:before="120"/>
-      </w:pPr>
       <w:r>
-        <w:rPr>
-          <w:b/>
-          <w:sz w:val="22"/>
-        </w:rPr>
-        <w:t>Question: The flow rate of a drug is shown as 50 mL in 15 min. The correct flow rate of this drug is:</w:t>
+        <w:t xml:space="preserve">(c) 4 mL</w:t>
       </w:r>
     </w:p>
     <w:p>
-      <w:pPr>
-        <w:spacing w:after="0" w:before="0"/>
-      </w:pPr>
       <w:r>
-        <w:rPr>
-          <w:b w:val="0"/>
-          <w:sz w:val="22"/>
-        </w:rPr>
-        <w:t>(a) 50 mL/hour</w:t>
+        <w:t xml:space="preserve">(d) 5 mL</w:t>
       </w:r>
     </w:p>
     <w:p>
-      <w:pPr>
-        <w:spacing w:after="0" w:before="0"/>
-      </w:pPr>
       <w:r>
-        <w:rPr>
-          <w:b w:val="0"/>
-          <w:sz w:val="22"/>
-        </w:rPr>
-        <w:t>(b) 100 mL/hour</w:t>
+        <w:t xml:space="preserve">Answer: c</w:t>
       </w:r>
     </w:p>
     <w:p>
-      <w:pPr>
-        <w:spacing w:after="0" w:before="0"/>
-      </w:pPr>
       <w:r>
-        <w:rPr>
-          <w:b w:val="0"/>
-          <w:sz w:val="22"/>
-        </w:rPr>
-        <w:t>(c) 200 mL/hour</w:t>
+        <w:t xml:space="preserve">Solution: Volume = 40 ÷ 10 = 4 mL.</w:t>
       </w:r>
     </w:p>
     <w:p>
-      <w:pPr>
-        <w:spacing w:after="0" w:before="0"/>
-      </w:pPr>
       <w:r>
-        <w:rPr>
-          <w:b w:val="0"/>
-          <w:sz w:val="22"/>
-        </w:rPr>
-        <w:t>(d) 150 mL/hour</w:t>
+        <w:t xml:space="preserve">Positive Marks: 1</w:t>
       </w:r>
     </w:p>
     <w:p>
-      <w:pPr>
-        <w:spacing w:after="0" w:before="40"/>
-      </w:pPr>
       <w:r>
-        <w:rPr>
-          <w:b/>
-          <w:sz w:val="22"/>
-        </w:rPr>
-        <w:t>Answer: c</w:t>
+        <w:t xml:space="preserve">Negative Marks: 0.25</w:t>
       </w:r>
     </w:p>
     <w:p>
-      <w:pPr>
-        <w:spacing w:after="0" w:before="0"/>
-      </w:pPr>
       <w:r>
-        <w:rPr>
-          <w:b w:val="0"/>
-          <w:sz w:val="21"/>
-        </w:rPr>
-        <w:t>Solution: 50 mL in 15 min → 50 × (60/15) = 200 mL/hour.</w:t>
+        <w:t xml:space="preserve"/>
       </w:r>
     </w:p>
     <w:p>
-      <w:pPr>
-        <w:spacing w:after="0" w:before="0"/>
-      </w:pPr>
       <w:r>
-        <w:rPr>
-          <w:b w:val="0"/>
-          <w:sz w:val="20"/>
-        </w:rPr>
-        <w:t>Positive Marks: 1</w:t>
+        <w:t xml:space="preserve">Question: The nurse is caring for a patient with hypocalcemia. Which assessment finding is expected?</w:t>
       </w:r>
     </w:p>
     <w:p>
-      <w:pPr>
-        <w:spacing w:after="160" w:before="0"/>
-      </w:pPr>
       <w:r>
-        <w:rPr>
-          <w:b w:val="0"/>
-          <w:sz w:val="20"/>
-        </w:rPr>
-        <w:t>Negative Marks: 0.25</w:t>
+        <w:t xml:space="preserve">(a) Muscle cramps, tingling, and positive Chvostek's sign</w:t>
       </w:r>
     </w:p>
     <w:p>
-      <w:pPr>
-        <w:spacing w:after="20" w:before="120"/>
-      </w:pPr>
       <w:r>
-        <w:rPr>
-          <w:b/>
-          <w:sz w:val="22"/>
-        </w:rPr>
-        <w:t>Question: A child with severe dehydration is receiving IV fluids. Which finding indicates that rehydration is effective?</w:t>
+        <w:t xml:space="preserve">(b) Polyuria</w:t>
       </w:r>
     </w:p>
     <w:p>
-      <w:pPr>
-        <w:spacing w:after="0" w:before="0"/>
-      </w:pPr>
       <w:r>
-        <w:rPr>
-          <w:b w:val="0"/>
-          <w:sz w:val="22"/>
-        </w:rPr>
-        <w:t>(a) Capillary refill of 5 seconds</w:t>
+        <w:t xml:space="preserve">(c) Constipation</w:t>
       </w:r>
     </w:p>
     <w:p>
-      <w:pPr>
-        <w:spacing w:after="0" w:before="0"/>
-      </w:pPr>
       <w:r>
-        <w:rPr>
-          <w:b w:val="0"/>
-          <w:sz w:val="22"/>
-        </w:rPr>
-        <w:t>(b) Skin turgor remains poor</w:t>
+        <w:t xml:space="preserve">(d) Bradycardia</w:t>
       </w:r>
     </w:p>
     <w:p>
-      <w:pPr>
-        <w:spacing w:after="0" w:before="0"/>
-      </w:pPr>
       <w:r>
-        <w:rPr>
-          <w:b w:val="0"/>
-          <w:sz w:val="22"/>
-        </w:rPr>
-        <w:t>(c) Urine output of 2 mL/kg/hour</w:t>
+        <w:t xml:space="preserve">Answer: a</w:t>
       </w:r>
     </w:p>
     <w:p>
-      <w:pPr>
-        <w:spacing w:after="0" w:before="0"/>
-      </w:pPr>
       <w:r>
-        <w:rPr>
-          <w:b w:val="0"/>
-          <w:sz w:val="22"/>
-        </w:rPr>
-        <w:t>(d) Sunken eyes persist</w:t>
+        <w:t xml:space="preserve">Solution: Hypocalcemia — neuromuscular irritability: muscle cramps, perioral tingling, tetany, and positive Chvostek's/Trousseau's signs. The nurse monitors calcium and replaces it as ordered.</w:t>
       </w:r>
     </w:p>
     <w:p>
-      <w:pPr>
-        <w:spacing w:after="0" w:before="40"/>
-      </w:pPr>
       <w:r>
-        <w:rPr>
-          <w:b/>
-          <w:sz w:val="22"/>
-        </w:rPr>
-        <w:t>Answer: c</w:t>
+        <w:t xml:space="preserve">Positive Marks: 1</w:t>
       </w:r>
     </w:p>
     <w:p>
-      <w:pPr>
-        <w:spacing w:after="0" w:before="0"/>
-      </w:pPr>
       <w:r>
-        <w:rPr>
-          <w:b w:val="0"/>
-          <w:sz w:val="21"/>
-        </w:rPr>
-        <w:t>Solution: Adequate urine output (≥1-2 mL/kg/hr) is the most reliable indicator of restored perfusion; the other findings show continued dehydration.</w:t>
+        <w:t xml:space="preserve">Negative Marks: 0.25</w:t>
       </w:r>
     </w:p>
     <w:p>
-      <w:pPr>
-        <w:spacing w:after="0" w:before="0"/>
-      </w:pPr>
       <w:r>
-        <w:rPr>
-          <w:b w:val="0"/>
-          <w:sz w:val="20"/>
-        </w:rPr>
-        <w:t>Positive Marks: 1</w:t>
+        <w:t xml:space="preserve"/>
       </w:r>
     </w:p>
     <w:p>
-      <w:pPr>
-        <w:spacing w:after="160" w:before="0"/>
-      </w:pPr>
       <w:r>
-        <w:rPr>
-          <w:b w:val="0"/>
-          <w:sz w:val="20"/>
-        </w:rPr>
-        <w:t>Negative Marks: 0.25</w:t>
+        <w:t xml:space="preserve">Question: The nurse is assessing a patient's level of consciousness. The patient is drowsy but responds to verbal stimuli. This is described as:</w:t>
+      </w:r>
+    </w:p>
+    <w:p>
+      <w:r>
+        <w:t xml:space="preserve">(a) Lethargy</w:t>
+      </w:r>
+    </w:p>
+    <w:p>
+      <w:r>
+        <w:t xml:space="preserve">(b) Coma</w:t>
+      </w:r>
+    </w:p>
+    <w:p>
+      <w:r>
+        <w:t xml:space="preserve">(c) Stupor</w:t>
+      </w:r>
+    </w:p>
+    <w:p>
+      <w:r>
+        <w:t xml:space="preserve">(d) Brain death</w:t>
+      </w:r>
+    </w:p>
+    <w:p>
+      <w:r>
+        <w:t xml:space="preserve">Answer: a</w:t>
+      </w:r>
+    </w:p>
+    <w:p>
+      <w:r>
+        <w:t xml:space="preserve">Solution: Lethargy — the patient is drowsy but responds to verbal stimuli. Stupor requires vigorous/painful stimuli; coma is unresponsive. The nurse documents the level and trends with the GCS.</w:t>
+      </w:r>
+    </w:p>
+    <w:p>
+      <w:r>
+        <w:t xml:space="preserve">Positive Marks: 1</w:t>
+      </w:r>
+    </w:p>
+    <w:p>
+      <w:r>
+        <w:t xml:space="preserve">Negative Marks: 0.25</w:t>
+      </w:r>
+    </w:p>
+    <w:p>
+      <w:r>
+        <w:t xml:space="preserve"/>
+      </w:r>
+    </w:p>
+    <w:p>
+      <w:r>
+        <w:t xml:space="preserve">Question: A patient with a fractured femur is in traction. Which intervention prevents foot drop?</w:t>
+      </w:r>
+    </w:p>
+    <w:p>
+      <w:r>
+        <w:t xml:space="preserve">(a) Use a footboard or splint to maintain ankle position</w:t>
+      </w:r>
+    </w:p>
+    <w:p>
+      <w:r>
+        <w:t xml:space="preserve">(b) Let the foot hang</w:t>
+      </w:r>
+    </w:p>
+    <w:p>
+      <w:r>
+        <w:t xml:space="preserve">(c) Restrict movement</w:t>
+      </w:r>
+    </w:p>
+    <w:p>
+      <w:r>
+        <w:t xml:space="preserve">(d) Remove the splint</w:t>
+      </w:r>
+    </w:p>
+    <w:p>
+      <w:r>
+        <w:t xml:space="preserve">Answer: a</w:t>
+      </w:r>
+    </w:p>
+    <w:p>
+      <w:r>
+        <w:t xml:space="preserve">Solution: A footboard/splint maintains the foot in a neutral position — preventing foot drop (equinus deformity) from unopposed plantar flexion during traction.</w:t>
+      </w:r>
+    </w:p>
+    <w:p>
+      <w:r>
+        <w:t xml:space="preserve">Positive Marks: 1</w:t>
+      </w:r>
+    </w:p>
+    <w:p>
+      <w:r>
+        <w:t xml:space="preserve">Negative Marks: 0.25</w:t>
       </w:r>
     </w:p>
     <w:sectPr>
       <w:pgSz w:w="12240" w:h="15840"/>
-      <w:pgMar w:top="864" w:right="1008" w:bottom="864" w:left="1008" w:header="720" w:footer="720" w:gutter="0"/>
+      <w:pgMar w:top="1440" w:right="1800" w:bottom="1440" w:left="1800" w:header="720" w:footer="720" w:gutter="0"/>
       <w:cols w:space="720"/>
       <w:docGrid w:linePitch="360"/>
     </w:sectPr>
@@ -2535,10 +1365,6 @@
     <w:name w:val="Normal"/>
     <w:qFormat/>
     <w:rsid w:val="00FC693F"/>
-    <w:rPr>
-      <w:rFonts w:ascii="Calibri" w:hAnsi="Calibri"/>
-      <w:sz w:val="22"/>
-    </w:rPr>
   </w:style>
   <w:style w:type="paragraph" w:styleId="Header">
     <w:name w:val="header"/>
